--- a/server/templates/STS order.docx
+++ b/server/templates/STS order.docx
@@ -318,6 +318,30 @@
     </w:p>
     <w:p>
       <w:pPr>
+        <w:ind w:firstLine="284"/>
+        <w:rPr>
+          <w:rFonts w:ascii="Arial" w:eastAsia="Bookman Old Style" w:hAnsi="Arial" w:cs="Arial"/>
+          <w:color w:val="000000"/>
+          <w:sz w:val="24"/>
+          <w:szCs w:val="24"/>
+          <w:shd w:val="clear" w:color="auto" w:fill="FFFFFF"/>
+          <w:lang w:val="ru-RU"/>
+        </w:rPr>
+      </w:pPr>
+      <w:r>
+        <w:rPr>
+          <w:rFonts w:ascii="Arial" w:eastAsia="Bookman Old Style" w:hAnsi="Arial" w:cs="Arial"/>
+          <w:color w:val="000000"/>
+          <w:sz w:val="24"/>
+          <w:szCs w:val="24"/>
+          <w:shd w:val="clear" w:color="auto" w:fill="FFFFFF"/>
+          <w:lang w:val="ru-RU"/>
+        </w:rPr>
+        <w:t>{{NOTE}}</w:t>
+      </w:r>
+    </w:p>
+    <w:p>
+      <w:pPr>
         <w:rPr>
           <w:rFonts w:ascii="Arial" w:eastAsia="Bookman Old Style" w:hAnsi="Arial" w:cs="Arial"/>
           <w:color w:val="000000"/>
@@ -338,6 +362,8 @@
         </w:rPr>
         <w:t>{{ORDERS_END}}</w:t>
       </w:r>
+      <w:bookmarkStart w:id="0" w:name="_GoBack"/>
+      <w:bookmarkEnd w:id="0"/>
     </w:p>
     <w:p>
       <w:pPr>
@@ -535,8 +561,6 @@
         </w:rPr>
         <w:t xml:space="preserve">              </w:t>
       </w:r>
-      <w:bookmarkStart w:id="0" w:name="_GoBack"/>
-      <w:bookmarkEnd w:id="0"/>
       <w:r>
         <w:rPr>
           <w:rFonts w:ascii="Arial" w:eastAsia="Bookman Old Style" w:hAnsi="Arial" w:cs="Arial"/>
@@ -577,7 +601,7 @@
       <w:headerReference w:type="default" r:id="rId7"/>
       <w:footerReference w:type="default" r:id="rId8"/>
       <w:pgSz w:w="11906" w:h="16838"/>
-      <w:pgMar w:top="2552" w:right="991" w:bottom="2693" w:left="1701" w:header="142" w:footer="372" w:gutter="0"/>
+      <w:pgMar w:top="2552" w:right="991" w:bottom="2693" w:left="1134" w:header="142" w:footer="372" w:gutter="0"/>
       <w:cols w:space="720"/>
     </w:sectPr>
   </w:body>
@@ -1212,10 +1236,10 @@
           <v:path o:extrusionok="f" gradientshapeok="t" o:connecttype="rect"/>
           <o:lock v:ext="edit" aspectratio="t"/>
         </v:shapetype>
-        <v:shape id="_x0000_i1025" type="#_x0000_t75" style="width:157.05pt;height:1in" fillcolor="window">
+        <v:shape id="_x0000_i1041" type="#_x0000_t75" style="width:157pt;height:1in" fillcolor="window">
           <v:imagedata r:id="rId1" o:title=""/>
         </v:shape>
-        <o:OLEObject Type="Embed" ProgID="Word.Picture.8" ShapeID="_x0000_i1025" DrawAspect="Content" ObjectID="_1833188764" r:id="rId2"/>
+        <o:OLEObject Type="Embed" ProgID="Word.Picture.8" ShapeID="_x0000_i1041" DrawAspect="Content" ObjectID="_1833356599" r:id="rId2"/>
       </w:object>
     </w:r>
     <w:r>

--- a/server/templates/STS order.docx
+++ b/server/templates/STS order.docx
@@ -362,204 +362,226 @@
         </w:rPr>
         <w:t>{{ORDERS_END}}</w:t>
       </w:r>
+    </w:p>
+    <w:p>
+      <w:pPr>
+        <w:rPr>
+          <w:rFonts w:ascii="Arial" w:eastAsia="Bookman Old Style" w:hAnsi="Arial" w:cs="Arial"/>
+          <w:color w:val="000000"/>
+          <w:sz w:val="24"/>
+          <w:szCs w:val="24"/>
+          <w:shd w:val="clear" w:color="auto" w:fill="FFFFFF"/>
+          <w:lang w:val="ru-RU"/>
+        </w:rPr>
+      </w:pPr>
+    </w:p>
+    <w:p>
+      <w:pPr>
+        <w:rPr>
+          <w:rFonts w:ascii="Arial" w:eastAsia="Bookman Old Style" w:hAnsi="Arial" w:cs="Arial"/>
+          <w:color w:val="000000"/>
+          <w:sz w:val="24"/>
+          <w:szCs w:val="24"/>
+          <w:shd w:val="clear" w:color="auto" w:fill="FFFFFF"/>
+          <w:lang w:val="ru-RU"/>
+        </w:rPr>
+      </w:pPr>
+      <w:r>
+        <w:rPr>
+          <w:rFonts w:ascii="Arial" w:eastAsia="Bookman Old Style" w:hAnsi="Arial" w:cs="Arial"/>
+          <w:color w:val="000000"/>
+          <w:sz w:val="24"/>
+          <w:szCs w:val="24"/>
+          <w:shd w:val="clear" w:color="auto" w:fill="FFFFFF"/>
+          <w:lang w:val="ru-RU"/>
+        </w:rPr>
+        <w:t>Номер автомобиля: {{CAR_NUMBER}}. {{DRIVER_NAME}}</w:t>
+      </w:r>
+    </w:p>
+    <w:p>
+      <w:pPr>
+        <w:rPr>
+          <w:rFonts w:ascii="Arial" w:eastAsia="Bookman Old Style" w:hAnsi="Arial" w:cs="Arial"/>
+          <w:color w:val="000000"/>
+          <w:sz w:val="24"/>
+          <w:szCs w:val="24"/>
+          <w:shd w:val="clear" w:color="auto" w:fill="FFFFFF"/>
+          <w:lang w:val="ru-RU"/>
+        </w:rPr>
+      </w:pPr>
+      <w:r>
+        <w:rPr>
+          <w:rFonts w:ascii="Arial" w:eastAsia="Bookman Old Style" w:hAnsi="Arial" w:cs="Arial"/>
+          <w:color w:val="000000"/>
+          <w:sz w:val="24"/>
+          <w:szCs w:val="24"/>
+          <w:shd w:val="clear" w:color="auto" w:fill="FFFFFF"/>
+          <w:lang w:val="ru-RU"/>
+        </w:rPr>
+        <w:t>Оплату выполненных работ гарантируем.</w:t>
+      </w:r>
+    </w:p>
+    <w:p>
+      <w:pPr>
+        <w:rPr>
+          <w:rFonts w:ascii="Arial" w:eastAsia="Bookman Old Style" w:hAnsi="Arial" w:cs="Arial"/>
+          <w:color w:val="000000"/>
+          <w:sz w:val="24"/>
+          <w:szCs w:val="24"/>
+          <w:shd w:val="clear" w:color="auto" w:fill="FFFFFF"/>
+          <w:lang w:val="ru-RU"/>
+        </w:rPr>
+      </w:pPr>
+    </w:p>
+    <w:p>
+      <w:pPr>
+        <w:rPr>
+          <w:rFonts w:ascii="Arial" w:eastAsia="Bookman Old Style" w:hAnsi="Arial" w:cs="Arial"/>
+          <w:color w:val="000000"/>
+          <w:sz w:val="24"/>
+          <w:szCs w:val="24"/>
+          <w:shd w:val="clear" w:color="auto" w:fill="FFFFFF"/>
+          <w:lang w:val="ru-RU"/>
+        </w:rPr>
+      </w:pPr>
+    </w:p>
+    <w:p>
+      <w:pPr>
+        <w:rPr>
+          <w:rFonts w:ascii="Arial" w:eastAsia="Bookman Old Style" w:hAnsi="Arial" w:cs="Arial"/>
+          <w:color w:val="000000"/>
+          <w:sz w:val="24"/>
+          <w:szCs w:val="24"/>
+          <w:shd w:val="clear" w:color="auto" w:fill="FFFFFF"/>
+          <w:lang w:val="ru-RU"/>
+        </w:rPr>
+      </w:pPr>
+    </w:p>
+    <w:p>
+      <w:pPr>
+        <w:rPr>
+          <w:rFonts w:ascii="Arial" w:eastAsia="Bookman Old Style" w:hAnsi="Arial" w:cs="Arial"/>
+          <w:color w:val="000000"/>
+          <w:sz w:val="24"/>
+          <w:szCs w:val="24"/>
+          <w:shd w:val="clear" w:color="auto" w:fill="FFFFFF"/>
+          <w:lang w:val="ru-RU"/>
+        </w:rPr>
+      </w:pPr>
+    </w:p>
+    <w:p>
+      <w:pPr>
+        <w:rPr>
+          <w:rFonts w:ascii="Arial" w:eastAsia="Bookman Old Style" w:hAnsi="Arial" w:cs="Arial"/>
+          <w:color w:val="000000"/>
+          <w:sz w:val="24"/>
+          <w:szCs w:val="24"/>
+          <w:shd w:val="clear" w:color="auto" w:fill="FFFFFF"/>
+          <w:lang w:val="ru-RU"/>
+        </w:rPr>
+      </w:pPr>
+    </w:p>
+    <w:p>
+      <w:pPr>
+        <w:rPr>
+          <w:rFonts w:ascii="Arial" w:eastAsia="Bookman Old Style" w:hAnsi="Arial" w:cs="Arial"/>
+          <w:color w:val="000000"/>
+          <w:sz w:val="24"/>
+          <w:szCs w:val="24"/>
+          <w:shd w:val="clear" w:color="auto" w:fill="FFFFFF"/>
+          <w:lang w:val="ru-RU"/>
+        </w:rPr>
+      </w:pPr>
+    </w:p>
+    <w:p>
+      <w:pPr>
+        <w:rPr>
+          <w:rFonts w:ascii="Arial" w:hAnsi="Arial" w:cs="Arial"/>
+          <w:lang w:val="ru-RU"/>
+        </w:rPr>
+      </w:pPr>
+      <w:r>
+        <w:rPr>
+          <w:rFonts w:ascii="Arial" w:eastAsia="Bookman Old Style" w:hAnsi="Arial" w:cs="Arial"/>
+          <w:color w:val="000000"/>
+          <w:sz w:val="24"/>
+          <w:szCs w:val="24"/>
+          <w:shd w:val="clear" w:color="auto" w:fill="FFFFFF"/>
+          <w:lang w:val="ru-RU"/>
+        </w:rPr>
+        <w:t>{{</w:t>
+      </w:r>
+      <w:proofErr w:type="spellStart"/>
+      <w:r>
+        <w:rPr>
+          <w:rFonts w:ascii="Arial" w:eastAsia="Bookman Old Style" w:hAnsi="Arial" w:cs="Arial"/>
+          <w:color w:val="000000"/>
+          <w:sz w:val="24"/>
+          <w:szCs w:val="24"/>
+          <w:shd w:val="clear" w:color="auto" w:fill="FFFFFF"/>
+          <w:lang w:val="ru-RU"/>
+        </w:rPr>
+        <w:t>SIGNER_ROLE|Менеджер</w:t>
+      </w:r>
+      <w:proofErr w:type="spellEnd"/>
+      <w:proofErr w:type="gramStart"/>
+      <w:r>
+        <w:rPr>
+          <w:rFonts w:ascii="Arial" w:eastAsia="Bookman Old Style" w:hAnsi="Arial" w:cs="Arial"/>
+          <w:color w:val="000000"/>
+          <w:sz w:val="24"/>
+          <w:szCs w:val="24"/>
+          <w:shd w:val="clear" w:color="auto" w:fill="FFFFFF"/>
+          <w:lang w:val="ru-RU"/>
+        </w:rPr>
+        <w:t xml:space="preserve">}}   </w:t>
+      </w:r>
+      <w:proofErr w:type="gramEnd"/>
+      <w:r>
+        <w:rPr>
+          <w:rFonts w:ascii="Arial" w:eastAsia="Bookman Old Style" w:hAnsi="Arial" w:cs="Arial"/>
+          <w:color w:val="000000"/>
+          <w:sz w:val="24"/>
+          <w:szCs w:val="24"/>
+          <w:shd w:val="clear" w:color="auto" w:fill="FFFFFF"/>
+          <w:lang w:val="ru-RU"/>
+        </w:rPr>
+        <w:t xml:space="preserve">                              </w:t>
+      </w:r>
+      <w:r>
+        <w:rPr>
+          <w:rFonts w:ascii="Arial" w:eastAsia="Bookman Old Style" w:hAnsi="Arial" w:cs="Arial"/>
+          <w:color w:val="000000"/>
+          <w:sz w:val="24"/>
+          <w:szCs w:val="24"/>
+          <w:shd w:val="clear" w:color="auto" w:fill="FFFFFF"/>
+          <w:lang w:val="ru-RU"/>
+        </w:rPr>
+        <w:t xml:space="preserve">        </w:t>
+      </w:r>
+      <w:r>
+        <w:rPr>
+          <w:rFonts w:ascii="Arial" w:eastAsia="Bookman Old Style" w:hAnsi="Arial" w:cs="Arial"/>
+          <w:color w:val="000000"/>
+          <w:sz w:val="24"/>
+          <w:szCs w:val="24"/>
+          <w:shd w:val="clear" w:color="auto" w:fill="FFFFFF"/>
+          <w:lang w:val="ru-RU"/>
+        </w:rPr>
+        <w:t xml:space="preserve">        </w:t>
+      </w:r>
       <w:bookmarkStart w:id="0" w:name="_GoBack"/>
       <w:bookmarkEnd w:id="0"/>
-    </w:p>
-    <w:p>
-      <w:pPr>
-        <w:rPr>
-          <w:rFonts w:ascii="Arial" w:eastAsia="Bookman Old Style" w:hAnsi="Arial" w:cs="Arial"/>
-          <w:color w:val="000000"/>
-          <w:sz w:val="24"/>
-          <w:szCs w:val="24"/>
-          <w:shd w:val="clear" w:color="auto" w:fill="FFFFFF"/>
-          <w:lang w:val="ru-RU"/>
-        </w:rPr>
-      </w:pPr>
-    </w:p>
-    <w:p>
-      <w:pPr>
-        <w:rPr>
-          <w:rFonts w:ascii="Arial" w:eastAsia="Bookman Old Style" w:hAnsi="Arial" w:cs="Arial"/>
-          <w:color w:val="000000"/>
-          <w:sz w:val="24"/>
-          <w:szCs w:val="24"/>
-          <w:shd w:val="clear" w:color="auto" w:fill="FFFFFF"/>
-          <w:lang w:val="ru-RU"/>
-        </w:rPr>
-      </w:pPr>
-      <w:r>
-        <w:rPr>
-          <w:rFonts w:ascii="Arial" w:eastAsia="Bookman Old Style" w:hAnsi="Arial" w:cs="Arial"/>
-          <w:color w:val="000000"/>
-          <w:sz w:val="24"/>
-          <w:szCs w:val="24"/>
-          <w:shd w:val="clear" w:color="auto" w:fill="FFFFFF"/>
-          <w:lang w:val="ru-RU"/>
-        </w:rPr>
-        <w:t>Номер автомобиля: {{CAR_NUMBER}}. {{DRIVER_NAME}}</w:t>
-      </w:r>
-    </w:p>
-    <w:p>
-      <w:pPr>
-        <w:rPr>
-          <w:rFonts w:ascii="Arial" w:eastAsia="Bookman Old Style" w:hAnsi="Arial" w:cs="Arial"/>
-          <w:color w:val="000000"/>
-          <w:sz w:val="24"/>
-          <w:szCs w:val="24"/>
-          <w:shd w:val="clear" w:color="auto" w:fill="FFFFFF"/>
-          <w:lang w:val="ru-RU"/>
-        </w:rPr>
-      </w:pPr>
-      <w:r>
-        <w:rPr>
-          <w:rFonts w:ascii="Arial" w:eastAsia="Bookman Old Style" w:hAnsi="Arial" w:cs="Arial"/>
-          <w:color w:val="000000"/>
-          <w:sz w:val="24"/>
-          <w:szCs w:val="24"/>
-          <w:shd w:val="clear" w:color="auto" w:fill="FFFFFF"/>
-          <w:lang w:val="ru-RU"/>
-        </w:rPr>
-        <w:t>Оплату выполненных работ гарантируем.</w:t>
-      </w:r>
-    </w:p>
-    <w:p>
-      <w:pPr>
-        <w:rPr>
-          <w:rFonts w:ascii="Arial" w:eastAsia="Bookman Old Style" w:hAnsi="Arial" w:cs="Arial"/>
-          <w:color w:val="000000"/>
-          <w:sz w:val="24"/>
-          <w:szCs w:val="24"/>
-          <w:shd w:val="clear" w:color="auto" w:fill="FFFFFF"/>
-          <w:lang w:val="ru-RU"/>
-        </w:rPr>
-      </w:pPr>
-    </w:p>
-    <w:p>
-      <w:pPr>
-        <w:rPr>
-          <w:rFonts w:ascii="Arial" w:eastAsia="Bookman Old Style" w:hAnsi="Arial" w:cs="Arial"/>
-          <w:color w:val="000000"/>
-          <w:sz w:val="24"/>
-          <w:szCs w:val="24"/>
-          <w:shd w:val="clear" w:color="auto" w:fill="FFFFFF"/>
-          <w:lang w:val="ru-RU"/>
-        </w:rPr>
-      </w:pPr>
-    </w:p>
-    <w:p>
-      <w:pPr>
-        <w:rPr>
-          <w:rFonts w:ascii="Arial" w:eastAsia="Bookman Old Style" w:hAnsi="Arial" w:cs="Arial"/>
-          <w:color w:val="000000"/>
-          <w:sz w:val="24"/>
-          <w:szCs w:val="24"/>
-          <w:shd w:val="clear" w:color="auto" w:fill="FFFFFF"/>
-          <w:lang w:val="ru-RU"/>
-        </w:rPr>
-      </w:pPr>
-    </w:p>
-    <w:p>
-      <w:pPr>
-        <w:rPr>
-          <w:rFonts w:ascii="Arial" w:eastAsia="Bookman Old Style" w:hAnsi="Arial" w:cs="Arial"/>
-          <w:color w:val="000000"/>
-          <w:sz w:val="24"/>
-          <w:szCs w:val="24"/>
-          <w:shd w:val="clear" w:color="auto" w:fill="FFFFFF"/>
-          <w:lang w:val="ru-RU"/>
-        </w:rPr>
-      </w:pPr>
-    </w:p>
-    <w:p>
-      <w:pPr>
-        <w:rPr>
-          <w:rFonts w:ascii="Arial" w:eastAsia="Bookman Old Style" w:hAnsi="Arial" w:cs="Arial"/>
-          <w:color w:val="000000"/>
-          <w:sz w:val="24"/>
-          <w:szCs w:val="24"/>
-          <w:shd w:val="clear" w:color="auto" w:fill="FFFFFF"/>
-          <w:lang w:val="ru-RU"/>
-        </w:rPr>
-      </w:pPr>
-    </w:p>
-    <w:p>
-      <w:pPr>
-        <w:rPr>
-          <w:rFonts w:ascii="Arial" w:eastAsia="Bookman Old Style" w:hAnsi="Arial" w:cs="Arial"/>
-          <w:color w:val="000000"/>
-          <w:sz w:val="24"/>
-          <w:szCs w:val="24"/>
-          <w:shd w:val="clear" w:color="auto" w:fill="FFFFFF"/>
-          <w:lang w:val="ru-RU"/>
-        </w:rPr>
-      </w:pPr>
-    </w:p>
-    <w:p>
-      <w:pPr>
-        <w:rPr>
-          <w:rFonts w:ascii="Arial" w:hAnsi="Arial" w:cs="Arial"/>
-          <w:lang w:val="ru-RU"/>
-        </w:rPr>
-      </w:pPr>
-      <w:r>
-        <w:rPr>
-          <w:rFonts w:ascii="Arial" w:eastAsia="Bookman Old Style" w:hAnsi="Arial" w:cs="Arial"/>
-          <w:color w:val="000000"/>
-          <w:sz w:val="24"/>
-          <w:szCs w:val="24"/>
-          <w:shd w:val="clear" w:color="auto" w:fill="FFFFFF"/>
-          <w:lang w:val="ru-RU"/>
-        </w:rPr>
-        <w:t>{{</w:t>
-      </w:r>
-      <w:proofErr w:type="spellStart"/>
-      <w:r>
-        <w:rPr>
-          <w:rFonts w:ascii="Arial" w:eastAsia="Bookman Old Style" w:hAnsi="Arial" w:cs="Arial"/>
-          <w:color w:val="000000"/>
-          <w:sz w:val="24"/>
-          <w:szCs w:val="24"/>
-          <w:shd w:val="clear" w:color="auto" w:fill="FFFFFF"/>
-          <w:lang w:val="ru-RU"/>
-        </w:rPr>
-        <w:t>SIGNER_ROLE|Менеджер</w:t>
-      </w:r>
-      <w:proofErr w:type="spellEnd"/>
-      <w:proofErr w:type="gramStart"/>
-      <w:r>
-        <w:rPr>
-          <w:rFonts w:ascii="Arial" w:eastAsia="Bookman Old Style" w:hAnsi="Arial" w:cs="Arial"/>
-          <w:color w:val="000000"/>
-          <w:sz w:val="24"/>
-          <w:szCs w:val="24"/>
-          <w:shd w:val="clear" w:color="auto" w:fill="FFFFFF"/>
-          <w:lang w:val="ru-RU"/>
-        </w:rPr>
-        <w:t xml:space="preserve">}}   </w:t>
-      </w:r>
-      <w:proofErr w:type="gramEnd"/>
-      <w:r>
-        <w:rPr>
-          <w:rFonts w:ascii="Arial" w:eastAsia="Bookman Old Style" w:hAnsi="Arial" w:cs="Arial"/>
-          <w:color w:val="000000"/>
-          <w:sz w:val="24"/>
-          <w:szCs w:val="24"/>
-          <w:shd w:val="clear" w:color="auto" w:fill="FFFFFF"/>
-          <w:lang w:val="ru-RU"/>
-        </w:rPr>
-        <w:t xml:space="preserve">                              </w:t>
-      </w:r>
-      <w:r>
-        <w:rPr>
-          <w:rFonts w:ascii="Arial" w:eastAsia="Bookman Old Style" w:hAnsi="Arial" w:cs="Arial"/>
-          <w:color w:val="000000"/>
-          <w:sz w:val="24"/>
-          <w:szCs w:val="24"/>
-          <w:shd w:val="clear" w:color="auto" w:fill="FFFFFF"/>
-          <w:lang w:val="ru-RU"/>
-        </w:rPr>
-        <w:t xml:space="preserve">              </w:t>
+      <w:r>
+        <w:rPr>
+          <w:rFonts w:ascii="Arial" w:eastAsia="Bookman Old Style" w:hAnsi="Arial" w:cs="Arial"/>
+          <w:color w:val="000000"/>
+          <w:sz w:val="24"/>
+          <w:szCs w:val="24"/>
+          <w:shd w:val="clear" w:color="auto" w:fill="FFFFFF"/>
+          <w:lang w:val="ru-RU"/>
+        </w:rPr>
+        <w:t xml:space="preserve">      </w:t>
       </w:r>
       <w:r>
         <w:rPr>
@@ -1236,10 +1258,10 @@
           <v:path o:extrusionok="f" gradientshapeok="t" o:connecttype="rect"/>
           <o:lock v:ext="edit" aspectratio="t"/>
         </v:shapetype>
-        <v:shape id="_x0000_i1041" type="#_x0000_t75" style="width:157pt;height:1in" fillcolor="window">
+        <v:shape id="_x0000_i1025" type="#_x0000_t75" style="width:157pt;height:1in" fillcolor="window">
           <v:imagedata r:id="rId1" o:title=""/>
         </v:shape>
-        <o:OLEObject Type="Embed" ProgID="Word.Picture.8" ShapeID="_x0000_i1041" DrawAspect="Content" ObjectID="_1833356599" r:id="rId2"/>
+        <o:OLEObject Type="Embed" ProgID="Word.Picture.8" ShapeID="_x0000_i1025" DrawAspect="Content" ObjectID="_1833437618" r:id="rId2"/>
       </w:object>
     </w:r>
     <w:r>

--- a/server/templates/STS order.docx
+++ b/server/templates/STS order.docx
@@ -241,19 +241,7 @@
           <w:shd w:val="clear" w:color="auto" w:fill="FFFFFF"/>
           <w:lang w:val="ru-RU"/>
         </w:rPr>
-        <w:t>{{N}</w:t>
-      </w:r>
-      <w:proofErr w:type="gramStart"/>
-      <w:r>
-        <w:rPr>
-          <w:rFonts w:ascii="Arial" w:eastAsia="Bookman Old Style" w:hAnsi="Arial" w:cs="Arial"/>
-          <w:color w:val="000000"/>
-          <w:sz w:val="24"/>
-          <w:szCs w:val="24"/>
-          <w:shd w:val="clear" w:color="auto" w:fill="FFFFFF"/>
-          <w:lang w:val="ru-RU"/>
-        </w:rPr>
-        <w:t>}</w:t>
+        <w:t>{{N}}</w:t>
       </w:r>
       <w:r>
         <w:rPr>
@@ -265,20 +253,7 @@
           <w:shd w:val="clear" w:color="auto" w:fill="FFFFFF"/>
           <w:lang w:val="ru-RU"/>
         </w:rPr>
-        <w:t>.{</w:t>
-      </w:r>
-      <w:proofErr w:type="gramEnd"/>
-      <w:r>
-        <w:rPr>
-          <w:rFonts w:ascii="Arial" w:eastAsia="Bookman Old Style" w:hAnsi="Arial" w:cs="Arial"/>
-          <w:b/>
-          <w:color w:val="000000"/>
-          <w:sz w:val="24"/>
-          <w:szCs w:val="24"/>
-          <w:shd w:val="clear" w:color="auto" w:fill="FFFFFF"/>
-          <w:lang w:val="ru-RU"/>
-        </w:rPr>
-        <w:t>{RECIPIENT}}</w:t>
+        <w:t>.{{RECIPIENT}}</w:t>
       </w:r>
       <w:r>
         <w:rPr>
@@ -496,7 +471,11 @@
     <w:p>
       <w:pPr>
         <w:rPr>
-          <w:rFonts w:ascii="Arial" w:hAnsi="Arial" w:cs="Arial"/>
+          <w:rFonts w:ascii="Arial" w:eastAsia="Bookman Old Style" w:hAnsi="Arial" w:cs="Arial"/>
+          <w:color w:val="000000"/>
+          <w:sz w:val="24"/>
+          <w:szCs w:val="24"/>
+          <w:shd w:val="clear" w:color="auto" w:fill="FFFFFF"/>
           <w:lang w:val="ru-RU"/>
         </w:rPr>
       </w:pPr>
@@ -524,51 +503,27 @@
         <w:t>SIGNER_ROLE|Менеджер</w:t>
       </w:r>
       <w:proofErr w:type="spellEnd"/>
-      <w:proofErr w:type="gramStart"/>
-      <w:r>
-        <w:rPr>
-          <w:rFonts w:ascii="Arial" w:eastAsia="Bookman Old Style" w:hAnsi="Arial" w:cs="Arial"/>
-          <w:color w:val="000000"/>
-          <w:sz w:val="24"/>
-          <w:szCs w:val="24"/>
-          <w:shd w:val="clear" w:color="auto" w:fill="FFFFFF"/>
-          <w:lang w:val="ru-RU"/>
-        </w:rPr>
-        <w:t xml:space="preserve">}}   </w:t>
-      </w:r>
-      <w:proofErr w:type="gramEnd"/>
-      <w:r>
-        <w:rPr>
-          <w:rFonts w:ascii="Arial" w:eastAsia="Bookman Old Style" w:hAnsi="Arial" w:cs="Arial"/>
-          <w:color w:val="000000"/>
-          <w:sz w:val="24"/>
-          <w:szCs w:val="24"/>
-          <w:shd w:val="clear" w:color="auto" w:fill="FFFFFF"/>
-          <w:lang w:val="ru-RU"/>
-        </w:rPr>
-        <w:t xml:space="preserve">                              </w:t>
-      </w:r>
-      <w:r>
-        <w:rPr>
-          <w:rFonts w:ascii="Arial" w:eastAsia="Bookman Old Style" w:hAnsi="Arial" w:cs="Arial"/>
-          <w:color w:val="000000"/>
-          <w:sz w:val="24"/>
-          <w:szCs w:val="24"/>
-          <w:shd w:val="clear" w:color="auto" w:fill="FFFFFF"/>
-          <w:lang w:val="ru-RU"/>
-        </w:rPr>
-        <w:t xml:space="preserve">        </w:t>
-      </w:r>
-      <w:r>
-        <w:rPr>
-          <w:rFonts w:ascii="Arial" w:eastAsia="Bookman Old Style" w:hAnsi="Arial" w:cs="Arial"/>
-          <w:color w:val="000000"/>
-          <w:sz w:val="24"/>
-          <w:szCs w:val="24"/>
-          <w:shd w:val="clear" w:color="auto" w:fill="FFFFFF"/>
-          <w:lang w:val="ru-RU"/>
-        </w:rPr>
-        <w:t xml:space="preserve">        </w:t>
+      <w:r>
+        <w:rPr>
+          <w:rFonts w:ascii="Arial" w:eastAsia="Bookman Old Style" w:hAnsi="Arial" w:cs="Arial"/>
+          <w:color w:val="000000"/>
+          <w:sz w:val="24"/>
+          <w:szCs w:val="24"/>
+          <w:shd w:val="clear" w:color="auto" w:fill="FFFFFF"/>
+          <w:lang w:val="ru-RU"/>
+        </w:rPr>
+        <w:t xml:space="preserve">}}               </w:t>
+      </w:r>
+      <w:r>
+        <w:rPr>
+          <w:rFonts w:ascii="Arial" w:eastAsia="Bookman Old Style" w:hAnsi="Arial" w:cs="Arial"/>
+          <w:color w:val="000000"/>
+          <w:sz w:val="24"/>
+          <w:szCs w:val="24"/>
+          <w:shd w:val="clear" w:color="auto" w:fill="FFFFFF"/>
+          <w:lang w:val="ru-RU"/>
+        </w:rPr>
+        <w:t xml:space="preserve">  </w:t>
       </w:r>
       <w:bookmarkStart w:id="0" w:name="_GoBack"/>
       <w:bookmarkEnd w:id="0"/>
@@ -581,6 +536,39 @@
           <w:shd w:val="clear" w:color="auto" w:fill="FFFFFF"/>
           <w:lang w:val="ru-RU"/>
         </w:rPr>
+        <w:t xml:space="preserve">                  </w:t>
+      </w:r>
+      <w:r>
+        <w:rPr>
+          <w:rFonts w:ascii="Arial" w:eastAsia="Bookman Old Style" w:hAnsi="Arial" w:cs="Arial"/>
+          <w:color w:val="000000"/>
+          <w:sz w:val="24"/>
+          <w:szCs w:val="24"/>
+          <w:shd w:val="clear" w:color="auto" w:fill="FFFFFF"/>
+          <w:lang w:val="ru-RU"/>
+        </w:rPr>
+        <w:t xml:space="preserve">        </w:t>
+      </w:r>
+      <w:r>
+        <w:rPr>
+          <w:rFonts w:ascii="Arial" w:eastAsia="Bookman Old Style" w:hAnsi="Arial" w:cs="Arial"/>
+          <w:color w:val="000000"/>
+          <w:sz w:val="24"/>
+          <w:szCs w:val="24"/>
+          <w:shd w:val="clear" w:color="auto" w:fill="FFFFFF"/>
+          <w:lang w:val="ru-RU"/>
+        </w:rPr>
+        <w:t xml:space="preserve">        </w:t>
+      </w:r>
+      <w:r>
+        <w:rPr>
+          <w:rFonts w:ascii="Arial" w:eastAsia="Bookman Old Style" w:hAnsi="Arial" w:cs="Arial"/>
+          <w:color w:val="000000"/>
+          <w:sz w:val="24"/>
+          <w:szCs w:val="24"/>
+          <w:shd w:val="clear" w:color="auto" w:fill="FFFFFF"/>
+          <w:lang w:val="ru-RU"/>
+        </w:rPr>
         <w:t xml:space="preserve">      </w:t>
       </w:r>
       <w:r>
@@ -617,6 +605,69 @@
           <w:lang w:val="ru-RU"/>
         </w:rPr>
         <w:t xml:space="preserve"> Д.В.}}</w:t>
+      </w:r>
+    </w:p>
+    <w:p>
+      <w:pPr>
+        <w:rPr>
+          <w:rFonts w:ascii="Arial" w:hAnsi="Arial" w:cs="Arial"/>
+          <w:lang w:val="ru-RU"/>
+        </w:rPr>
+      </w:pPr>
+      <w:r>
+        <w:rPr>
+          <w:rFonts w:ascii="Arial" w:eastAsia="Bookman Old Style" w:hAnsi="Arial" w:cs="Arial"/>
+          <w:color w:val="000000"/>
+          <w:sz w:val="24"/>
+          <w:szCs w:val="24"/>
+          <w:shd w:val="clear" w:color="auto" w:fill="FFFFFF"/>
+          <w:lang w:val="ru-RU"/>
+        </w:rPr>
+        <w:tab/>
+      </w:r>
+      <w:r>
+        <w:rPr>
+          <w:rFonts w:ascii="Arial" w:eastAsia="Bookman Old Style" w:hAnsi="Arial" w:cs="Arial"/>
+          <w:color w:val="000000"/>
+          <w:sz w:val="24"/>
+          <w:szCs w:val="24"/>
+          <w:shd w:val="clear" w:color="auto" w:fill="FFFFFF"/>
+          <w:lang w:val="ru-RU"/>
+        </w:rPr>
+        <w:tab/>
+      </w:r>
+      <w:r>
+        <w:rPr>
+          <w:rFonts w:ascii="Arial" w:eastAsia="Bookman Old Style" w:hAnsi="Arial" w:cs="Arial"/>
+          <w:color w:val="000000"/>
+          <w:sz w:val="24"/>
+          <w:szCs w:val="24"/>
+          <w:shd w:val="clear" w:color="auto" w:fill="FFFFFF"/>
+          <w:lang w:val="ru-RU"/>
+        </w:rPr>
+        <w:tab/>
+      </w:r>
+      <w:r>
+        <w:rPr>
+          <w:rFonts w:ascii="Arial" w:eastAsia="Bookman Old Style" w:hAnsi="Arial" w:cs="Arial"/>
+          <w:color w:val="000000"/>
+          <w:sz w:val="24"/>
+          <w:szCs w:val="24"/>
+          <w:shd w:val="clear" w:color="auto" w:fill="FFFFFF"/>
+          <w:lang w:val="ru-RU"/>
+        </w:rPr>
+        <w:tab/>
+      </w:r>
+      <w:r>
+        <w:rPr>
+          <w:rFonts w:ascii="Arial" w:eastAsia="Bookman Old Style" w:hAnsi="Arial" w:cs="Arial"/>
+          <w:color w:val="000000"/>
+          <w:sz w:val="24"/>
+          <w:szCs w:val="24"/>
+          <w:shd w:val="clear" w:color="auto" w:fill="FFFFFF"/>
+          <w:lang w:val="ru-RU"/>
+        </w:rPr>
+        <w:tab/>
       </w:r>
     </w:p>
     <w:sectPr>
@@ -794,27 +845,7 @@
         <w:sz w:val="22"/>
         <w:lang w:val="ru-RU"/>
       </w:rPr>
-      <w:t xml:space="preserve">Грузовой отдел: </w:t>
-    </w:r>
-    <w:proofErr w:type="gramStart"/>
-    <w:r>
-      <w:rPr>
-        <w:rFonts w:ascii="Arial" w:hAnsi="Arial"/>
-        <w:b/>
-        <w:sz w:val="22"/>
-        <w:lang w:val="ru-RU"/>
-      </w:rPr>
-      <w:t>тел.(</w:t>
-    </w:r>
-    <w:proofErr w:type="gramEnd"/>
-    <w:r>
-      <w:rPr>
-        <w:rFonts w:ascii="Arial" w:hAnsi="Arial"/>
-        <w:b/>
-        <w:sz w:val="22"/>
-        <w:lang w:val="ru-RU"/>
-      </w:rPr>
-      <w:t>017)2863892, факс: 2863891</w:t>
+      <w:t>Грузовой отдел: тел.(017)2863892, факс: 2863891</w:t>
     </w:r>
   </w:p>
   <w:p>
@@ -834,27 +865,7 @@
         <w:sz w:val="22"/>
         <w:lang w:val="ru-RU"/>
       </w:rPr>
-      <w:t xml:space="preserve">Таможенный отдел: </w:t>
-    </w:r>
-    <w:proofErr w:type="gramStart"/>
-    <w:r>
-      <w:rPr>
-        <w:rFonts w:ascii="Arial" w:hAnsi="Arial"/>
-        <w:b/>
-        <w:sz w:val="22"/>
-        <w:lang w:val="ru-RU"/>
-      </w:rPr>
-      <w:t>тел.(</w:t>
-    </w:r>
-    <w:proofErr w:type="gramEnd"/>
-    <w:r>
-      <w:rPr>
-        <w:rFonts w:ascii="Arial" w:hAnsi="Arial"/>
-        <w:b/>
-        <w:sz w:val="22"/>
-        <w:lang w:val="ru-RU"/>
-      </w:rPr>
-      <w:t>017)279-21-56, 279-22-56, факс: 279-20-56</w:t>
+      <w:t>Таможенный отдел: тел.(017)279-21-56, 279-22-56, факс: 279-20-56</w:t>
     </w:r>
   </w:p>
   <w:p>
@@ -1258,10 +1269,10 @@
           <v:path o:extrusionok="f" gradientshapeok="t" o:connecttype="rect"/>
           <o:lock v:ext="edit" aspectratio="t"/>
         </v:shapetype>
-        <v:shape id="_x0000_i1025" type="#_x0000_t75" style="width:157pt;height:1in" fillcolor="window">
+        <v:shape id="_x0000_i1025" type="#_x0000_t75" style="width:157.05pt;height:1in" fillcolor="window">
           <v:imagedata r:id="rId1" o:title=""/>
         </v:shape>
-        <o:OLEObject Type="Embed" ProgID="Word.Picture.8" ShapeID="_x0000_i1025" DrawAspect="Content" ObjectID="_1833437618" r:id="rId2"/>
+        <o:OLEObject Type="Embed" ProgID="Word.Picture.8" ShapeID="_x0000_i1025" DrawAspect="Content" ObjectID="_1833474290" r:id="rId2"/>
       </w:object>
     </w:r>
     <w:r>

--- a/server/templates/STS order.docx
+++ b/server/templates/STS order.docx
@@ -241,7 +241,19 @@
           <w:shd w:val="clear" w:color="auto" w:fill="FFFFFF"/>
           <w:lang w:val="ru-RU"/>
         </w:rPr>
-        <w:t>{{N}}</w:t>
+        <w:t>{{N}</w:t>
+      </w:r>
+      <w:proofErr w:type="gramStart"/>
+      <w:r>
+        <w:rPr>
+          <w:rFonts w:ascii="Arial" w:eastAsia="Bookman Old Style" w:hAnsi="Arial" w:cs="Arial"/>
+          <w:color w:val="000000"/>
+          <w:sz w:val="24"/>
+          <w:szCs w:val="24"/>
+          <w:shd w:val="clear" w:color="auto" w:fill="FFFFFF"/>
+          <w:lang w:val="ru-RU"/>
+        </w:rPr>
+        <w:t>}</w:t>
       </w:r>
       <w:r>
         <w:rPr>
@@ -253,7 +265,20 @@
           <w:shd w:val="clear" w:color="auto" w:fill="FFFFFF"/>
           <w:lang w:val="ru-RU"/>
         </w:rPr>
-        <w:t>.{{RECIPIENT}}</w:t>
+        <w:t>.{</w:t>
+      </w:r>
+      <w:proofErr w:type="gramEnd"/>
+      <w:r>
+        <w:rPr>
+          <w:rFonts w:ascii="Arial" w:eastAsia="Bookman Old Style" w:hAnsi="Arial" w:cs="Arial"/>
+          <w:b/>
+          <w:color w:val="000000"/>
+          <w:sz w:val="24"/>
+          <w:szCs w:val="24"/>
+          <w:shd w:val="clear" w:color="auto" w:fill="FFFFFF"/>
+          <w:lang w:val="ru-RU"/>
+        </w:rPr>
+        <w:t>{RECIPIENT}}</w:t>
       </w:r>
       <w:r>
         <w:rPr>
@@ -431,102 +456,137 @@
           <w:lang w:val="ru-RU"/>
         </w:rPr>
       </w:pPr>
-    </w:p>
-    <w:p>
-      <w:pPr>
-        <w:rPr>
-          <w:rFonts w:ascii="Arial" w:eastAsia="Bookman Old Style" w:hAnsi="Arial" w:cs="Arial"/>
-          <w:color w:val="000000"/>
-          <w:sz w:val="24"/>
-          <w:szCs w:val="24"/>
-          <w:shd w:val="clear" w:color="auto" w:fill="FFFFFF"/>
-          <w:lang w:val="ru-RU"/>
-        </w:rPr>
-      </w:pPr>
-    </w:p>
-    <w:p>
-      <w:pPr>
-        <w:rPr>
-          <w:rFonts w:ascii="Arial" w:eastAsia="Bookman Old Style" w:hAnsi="Arial" w:cs="Arial"/>
-          <w:color w:val="000000"/>
-          <w:sz w:val="24"/>
-          <w:szCs w:val="24"/>
-          <w:shd w:val="clear" w:color="auto" w:fill="FFFFFF"/>
-          <w:lang w:val="ru-RU"/>
-        </w:rPr>
-      </w:pPr>
-    </w:p>
-    <w:p>
-      <w:pPr>
-        <w:rPr>
-          <w:rFonts w:ascii="Arial" w:eastAsia="Bookman Old Style" w:hAnsi="Arial" w:cs="Arial"/>
-          <w:color w:val="000000"/>
-          <w:sz w:val="24"/>
-          <w:szCs w:val="24"/>
-          <w:shd w:val="clear" w:color="auto" w:fill="FFFFFF"/>
-          <w:lang w:val="ru-RU"/>
-        </w:rPr>
-      </w:pPr>
-    </w:p>
-    <w:p>
-      <w:pPr>
-        <w:rPr>
-          <w:rFonts w:ascii="Arial" w:eastAsia="Bookman Old Style" w:hAnsi="Arial" w:cs="Arial"/>
-          <w:color w:val="000000"/>
-          <w:sz w:val="24"/>
-          <w:szCs w:val="24"/>
-          <w:shd w:val="clear" w:color="auto" w:fill="FFFFFF"/>
-          <w:lang w:val="ru-RU"/>
-        </w:rPr>
-      </w:pPr>
-      <w:r>
-        <w:rPr>
-          <w:rFonts w:ascii="Arial" w:eastAsia="Bookman Old Style" w:hAnsi="Arial" w:cs="Arial"/>
-          <w:color w:val="000000"/>
-          <w:sz w:val="24"/>
-          <w:szCs w:val="24"/>
-          <w:shd w:val="clear" w:color="auto" w:fill="FFFFFF"/>
-          <w:lang w:val="ru-RU"/>
-        </w:rPr>
-        <w:t>{{</w:t>
-      </w:r>
-      <w:proofErr w:type="spellStart"/>
-      <w:r>
-        <w:rPr>
-          <w:rFonts w:ascii="Arial" w:eastAsia="Bookman Old Style" w:hAnsi="Arial" w:cs="Arial"/>
-          <w:color w:val="000000"/>
-          <w:sz w:val="24"/>
-          <w:szCs w:val="24"/>
-          <w:shd w:val="clear" w:color="auto" w:fill="FFFFFF"/>
-          <w:lang w:val="ru-RU"/>
-        </w:rPr>
-        <w:t>SIGNER_ROLE|Менеджер</w:t>
-      </w:r>
-      <w:proofErr w:type="spellEnd"/>
-      <w:r>
-        <w:rPr>
-          <w:rFonts w:ascii="Arial" w:eastAsia="Bookman Old Style" w:hAnsi="Arial" w:cs="Arial"/>
-          <w:color w:val="000000"/>
-          <w:sz w:val="24"/>
-          <w:szCs w:val="24"/>
-          <w:shd w:val="clear" w:color="auto" w:fill="FFFFFF"/>
-          <w:lang w:val="ru-RU"/>
-        </w:rPr>
-        <w:t xml:space="preserve">}}               </w:t>
-      </w:r>
-      <w:r>
-        <w:rPr>
-          <w:rFonts w:ascii="Arial" w:eastAsia="Bookman Old Style" w:hAnsi="Arial" w:cs="Arial"/>
-          <w:color w:val="000000"/>
-          <w:sz w:val="24"/>
-          <w:szCs w:val="24"/>
-          <w:shd w:val="clear" w:color="auto" w:fill="FFFFFF"/>
-          <w:lang w:val="ru-RU"/>
-        </w:rPr>
-        <w:t xml:space="preserve">  </w:t>
-      </w:r>
       <w:bookmarkStart w:id="0" w:name="_GoBack"/>
       <w:bookmarkEnd w:id="0"/>
+    </w:p>
+    <w:p>
+      <w:pPr>
+        <w:rPr>
+          <w:rFonts w:ascii="Arial" w:eastAsia="Bookman Old Style" w:hAnsi="Arial" w:cs="Arial"/>
+          <w:color w:val="000000"/>
+          <w:sz w:val="24"/>
+          <w:szCs w:val="24"/>
+          <w:shd w:val="clear" w:color="auto" w:fill="FFFFFF"/>
+          <w:lang w:val="ru-RU"/>
+        </w:rPr>
+      </w:pPr>
+    </w:p>
+    <w:p>
+      <w:pPr>
+        <w:rPr>
+          <w:rFonts w:ascii="Arial" w:eastAsia="Bookman Old Style" w:hAnsi="Arial" w:cs="Arial"/>
+          <w:color w:val="000000"/>
+          <w:sz w:val="24"/>
+          <w:szCs w:val="24"/>
+          <w:shd w:val="clear" w:color="auto" w:fill="FFFFFF"/>
+          <w:lang w:val="ru-RU"/>
+        </w:rPr>
+      </w:pPr>
+    </w:p>
+    <w:p>
+      <w:pPr>
+        <w:rPr>
+          <w:rFonts w:ascii="Arial" w:eastAsia="Bookman Old Style" w:hAnsi="Arial" w:cs="Arial"/>
+          <w:color w:val="000000"/>
+          <w:sz w:val="24"/>
+          <w:szCs w:val="24"/>
+          <w:shd w:val="clear" w:color="auto" w:fill="FFFFFF"/>
+          <w:lang w:val="ru-RU"/>
+        </w:rPr>
+      </w:pPr>
+    </w:p>
+    <w:p>
+      <w:pPr>
+        <w:rPr>
+          <w:rFonts w:ascii="Arial" w:eastAsia="Bookman Old Style" w:hAnsi="Arial" w:cs="Arial"/>
+          <w:color w:val="000000"/>
+          <w:sz w:val="24"/>
+          <w:szCs w:val="24"/>
+          <w:shd w:val="clear" w:color="auto" w:fill="FFFFFF"/>
+          <w:lang w:val="ru-RU"/>
+        </w:rPr>
+      </w:pPr>
+      <w:r>
+        <w:rPr>
+          <w:rFonts w:ascii="Arial" w:eastAsia="Bookman Old Style" w:hAnsi="Arial" w:cs="Arial"/>
+          <w:color w:val="000000"/>
+          <w:sz w:val="24"/>
+          <w:szCs w:val="24"/>
+          <w:shd w:val="clear" w:color="auto" w:fill="FFFFFF"/>
+          <w:lang w:val="ru-RU"/>
+        </w:rPr>
+        <w:t>{{</w:t>
+      </w:r>
+      <w:proofErr w:type="spellStart"/>
+      <w:r>
+        <w:rPr>
+          <w:rFonts w:ascii="Arial" w:eastAsia="Bookman Old Style" w:hAnsi="Arial" w:cs="Arial"/>
+          <w:color w:val="000000"/>
+          <w:sz w:val="24"/>
+          <w:szCs w:val="24"/>
+          <w:shd w:val="clear" w:color="auto" w:fill="FFFFFF"/>
+          <w:lang w:val="ru-RU"/>
+        </w:rPr>
+        <w:t>SIGNER_ROLE|Менеджер</w:t>
+      </w:r>
+      <w:proofErr w:type="spellEnd"/>
+      <w:proofErr w:type="gramStart"/>
+      <w:r>
+        <w:rPr>
+          <w:rFonts w:ascii="Arial" w:eastAsia="Bookman Old Style" w:hAnsi="Arial" w:cs="Arial"/>
+          <w:color w:val="000000"/>
+          <w:sz w:val="24"/>
+          <w:szCs w:val="24"/>
+          <w:shd w:val="clear" w:color="auto" w:fill="FFFFFF"/>
+          <w:lang w:val="ru-RU"/>
+        </w:rPr>
+        <w:t xml:space="preserve">}}   </w:t>
+      </w:r>
+      <w:proofErr w:type="gramEnd"/>
+      <w:r>
+        <w:rPr>
+          <w:rFonts w:ascii="Arial" w:eastAsia="Bookman Old Style" w:hAnsi="Arial" w:cs="Arial"/>
+          <w:color w:val="000000"/>
+          <w:sz w:val="24"/>
+          <w:szCs w:val="24"/>
+          <w:shd w:val="clear" w:color="auto" w:fill="FFFFFF"/>
+          <w:lang w:val="ru-RU"/>
+        </w:rPr>
+        <w:t xml:space="preserve">      </w:t>
+      </w:r>
+      <w:r>
+        <w:rPr>
+          <w:rFonts w:ascii="Arial" w:eastAsia="Bookman Old Style" w:hAnsi="Arial" w:cs="Arial"/>
+          <w:color w:val="000000"/>
+          <w:sz w:val="24"/>
+          <w:szCs w:val="24"/>
+          <w:shd w:val="clear" w:color="auto" w:fill="FFFFFF"/>
+          <w:lang w:val="ru-RU"/>
+        </w:rPr>
+        <w:t xml:space="preserve">     </w:t>
+      </w:r>
+      <w:r>
+        <w:rPr>
+          <w:rFonts w:ascii="Arial" w:eastAsia="Bookman Old Style" w:hAnsi="Arial" w:cs="Arial"/>
+          <w:color w:val="000000"/>
+          <w:sz w:val="24"/>
+          <w:szCs w:val="24"/>
+          <w:shd w:val="clear" w:color="auto" w:fill="FFFFFF"/>
+          <w:lang w:val="ru-RU"/>
+        </w:rPr>
+        <w:t xml:space="preserve">      </w:t>
+      </w:r>
+      <w:r>
+        <w:rPr>
+          <w:rFonts w:ascii="Arial" w:eastAsia="Bookman Old Style" w:hAnsi="Arial" w:cs="Arial"/>
+          <w:color w:val="000000"/>
+          <w:sz w:val="24"/>
+          <w:szCs w:val="24"/>
+          <w:shd w:val="clear" w:color="auto" w:fill="FFFFFF"/>
+          <w:lang w:val="ru-RU"/>
+        </w:rPr>
+        <w:t xml:space="preserve">  </w:t>
+      </w:r>
       <w:r>
         <w:rPr>
           <w:rFonts w:ascii="Arial" w:eastAsia="Bookman Old Style" w:hAnsi="Arial" w:cs="Arial"/>
@@ -845,7 +905,27 @@
         <w:sz w:val="22"/>
         <w:lang w:val="ru-RU"/>
       </w:rPr>
-      <w:t>Грузовой отдел: тел.(017)2863892, факс: 2863891</w:t>
+      <w:t xml:space="preserve">Грузовой отдел: </w:t>
+    </w:r>
+    <w:proofErr w:type="gramStart"/>
+    <w:r>
+      <w:rPr>
+        <w:rFonts w:ascii="Arial" w:hAnsi="Arial"/>
+        <w:b/>
+        <w:sz w:val="22"/>
+        <w:lang w:val="ru-RU"/>
+      </w:rPr>
+      <w:t>тел.(</w:t>
+    </w:r>
+    <w:proofErr w:type="gramEnd"/>
+    <w:r>
+      <w:rPr>
+        <w:rFonts w:ascii="Arial" w:hAnsi="Arial"/>
+        <w:b/>
+        <w:sz w:val="22"/>
+        <w:lang w:val="ru-RU"/>
+      </w:rPr>
+      <w:t>017)2863892, факс: 2863891</w:t>
     </w:r>
   </w:p>
   <w:p>
@@ -865,7 +945,27 @@
         <w:sz w:val="22"/>
         <w:lang w:val="ru-RU"/>
       </w:rPr>
-      <w:t>Таможенный отдел: тел.(017)279-21-56, 279-22-56, факс: 279-20-56</w:t>
+      <w:t xml:space="preserve">Таможенный отдел: </w:t>
+    </w:r>
+    <w:proofErr w:type="gramStart"/>
+    <w:r>
+      <w:rPr>
+        <w:rFonts w:ascii="Arial" w:hAnsi="Arial"/>
+        <w:b/>
+        <w:sz w:val="22"/>
+        <w:lang w:val="ru-RU"/>
+      </w:rPr>
+      <w:t>тел.(</w:t>
+    </w:r>
+    <w:proofErr w:type="gramEnd"/>
+    <w:r>
+      <w:rPr>
+        <w:rFonts w:ascii="Arial" w:hAnsi="Arial"/>
+        <w:b/>
+        <w:sz w:val="22"/>
+        <w:lang w:val="ru-RU"/>
+      </w:rPr>
+      <w:t>017)279-21-56, 279-22-56, факс: 279-20-56</w:t>
     </w:r>
   </w:p>
   <w:p>
@@ -1269,10 +1369,10 @@
           <v:path o:extrusionok="f" gradientshapeok="t" o:connecttype="rect"/>
           <o:lock v:ext="edit" aspectratio="t"/>
         </v:shapetype>
-        <v:shape id="_x0000_i1025" type="#_x0000_t75" style="width:157.05pt;height:1in" fillcolor="window">
+        <v:shape id="_x0000_i1025" type="#_x0000_t75" style="width:157.1pt;height:1in" fillcolor="window">
           <v:imagedata r:id="rId1" o:title=""/>
         </v:shape>
-        <o:OLEObject Type="Embed" ProgID="Word.Picture.8" ShapeID="_x0000_i1025" DrawAspect="Content" ObjectID="_1833474290" r:id="rId2"/>
+        <o:OLEObject Type="Embed" ProgID="Word.Picture.8" ShapeID="_x0000_i1025" DrawAspect="Content" ObjectID="_1836560696" r:id="rId2"/>
       </w:object>
     </w:r>
     <w:r>
